--- a/Наладчик контрольно-измерительных приборов и автоматики/профессиональной подготовки 14919 Наладчик контрольно-измерительных приборов и автоматики/Лекции МДК 01.01  04 Методы и средства проверки правильности монтажа электрических и трубных проводок.docx
+++ b/Наладчик контрольно-измерительных приборов и автоматики/профессиональной подготовки 14919 Наладчик контрольно-измерительных приборов и автоматики/Лекции МДК 01.01  04 Методы и средства проверки правильности монтажа электрических и трубных проводок.docx
@@ -230,21 +230,6 @@
           <w:rFonts w:ascii="Times New Roman" w:hAnsi="Times New Roman" w:cs="Times New Roman"/>
         </w:rPr>
         <w:t>Результаты инструментального контроля оформляются протоколами, в которых указываются измеренные значения, допустимые нормы и заключение о пригодности проводок к эксплуатации. Протоколы подписываются наладчиком и представителем монтажной организации.</w:t>
-      </w:r>
-    </w:p>
-    <w:p>
-      <w:pPr>
-        <w:spacing w:line="360" w:lineRule="auto" w:before="240" w:after="80"/>
-        <w:jc w:val="left"/>
-      </w:pPr>
-      <w:r>
-        <w:rPr>
-          <w:rFonts w:ascii="Times New Roman" w:hAnsi="Times New Roman"/>
-          <w:b/>
-          <w:sz w:val="28"/>
-          <w:rFonts w:ascii="Times New Roman" w:hAnsi="Times New Roman" w:cs="Times New Roman"/>
-        </w:rPr>
-        <w:t>Вопросы для повторения (Лекция 1):</w:t>
       </w:r>
     </w:p>
     <w:p>
@@ -499,7 +484,40 @@
           <w:sz w:val="28"/>
           <w:rFonts w:ascii="Times New Roman" w:hAnsi="Times New Roman" w:cs="Times New Roman"/>
         </w:rPr>
-        <w:t>Для трубных проводок, работающих с агрессивными средами, испытания проводятся с соблюдением дополнительных мер безопасности: использование средств индивидуальной защиты, удаление персонала из опасной зоны, наличие нейтрализующих растворов. Испытания кислородопроводов проводятся с обязательным обезжириванием труб и арматуры.</w:t>
+      </w:r>
+      <w:r>
+        <w:drawing>
+          <wp:inline xmlns:a="http://schemas.openxmlformats.org/drawingml/2006/main" xmlns:pic="http://schemas.openxmlformats.org/drawingml/2006/picture">
+            <wp:extent cx="5029200" cy="2980895"/>
+            <wp:docPr id="1" name="Picture 1"/>
+            <wp:cNvGraphicFramePr>
+              <a:graphicFrameLocks noChangeAspect="1"/>
+            </wp:cNvGraphicFramePr>
+            <a:graphic>
+              <a:graphicData uri="http://schemas.openxmlformats.org/drawingml/2006/picture">
+                <pic:pic>
+                  <pic:nvPicPr>
+                    <pic:cNvPr id="0" name="diagram_04.png"/>
+                    <pic:cNvPicPr/>
+                  </pic:nvPicPr>
+                  <pic:blipFill>
+                    <a:blip r:embed="rId9"/>
+                    <a:stretch>
+                      <a:fillRect/>
+                    </a:stretch>
+                  </pic:blipFill>
+                  <pic:spPr>
+                    <a:xfrm>
+                      <a:off x="0" y="0"/>
+                      <a:ext cx="5029200" cy="2980895"/>
+                    </a:xfrm>
+                    <a:prstGeom prst="rect"/>
+                  </pic:spPr>
+                </pic:pic>
+              </a:graphicData>
+            </a:graphic>
+          </wp:inline>
+        </w:drawing>
       </w:r>
     </w:p>
     <w:p>
@@ -605,6 +623,1023 @@
           <w:rFonts w:ascii="Times New Roman" w:hAnsi="Times New Roman" w:cs="Times New Roman"/>
         </w:rPr>
         <w:t>5. Какие дополнительные меры безопасности требуются при испытаниях проводок с агрессивными средами?</w:t>
+      </w:r>
+    </w:p>
+    <w:tbl>
+      <w:tblPr>
+        <w:tblStyle w:val="TableGrid"/>
+        <w:tblW w:type="auto" w:w="0"/>
+        <w:jc w:val="center"/>
+        <w:tblLook w:firstColumn="1" w:firstRow="1" w:lastColumn="0" w:lastRow="0" w:noHBand="0" w:noVBand="1" w:val="04A0"/>
+      </w:tblPr>
+      <w:tblGrid>
+        <w:gridCol w:w="2339"/>
+        <w:gridCol w:w="2339"/>
+        <w:gridCol w:w="2339"/>
+        <w:gridCol w:w="2339"/>
+      </w:tblGrid>
+      <w:tr>
+        <w:tc>
+          <w:tcPr>
+            <w:tcW w:type="dxa" w:w="2339"/>
+            <w:shd w:fill="4472C4" w:val="clear"/>
+          </w:tcPr>
+          <w:p>
+            <w:pPr>
+              <w:jc w:val="center"/>
+            </w:pPr>
+            <w:r/>
+            <w:r>
+              <w:rPr>
+                <w:b/>
+                <w:color w:val="FFFFFF"/>
+                <w:sz w:val="18"/>
+              </w:rPr>
+              <w:t>Метод проверки</w:t>
+            </w:r>
+          </w:p>
+        </w:tc>
+        <w:tc>
+          <w:tcPr>
+            <w:tcW w:type="dxa" w:w="2339"/>
+            <w:shd w:fill="4472C4" w:val="clear"/>
+          </w:tcPr>
+          <w:p>
+            <w:pPr>
+              <w:jc w:val="center"/>
+            </w:pPr>
+            <w:r/>
+            <w:r>
+              <w:rPr>
+                <w:b/>
+                <w:color w:val="FFFFFF"/>
+                <w:sz w:val="18"/>
+              </w:rPr>
+              <w:t>Объект контроля</w:t>
+            </w:r>
+          </w:p>
+        </w:tc>
+        <w:tc>
+          <w:tcPr>
+            <w:tcW w:type="dxa" w:w="2339"/>
+            <w:shd w:fill="4472C4" w:val="clear"/>
+          </w:tcPr>
+          <w:p>
+            <w:pPr>
+              <w:jc w:val="center"/>
+            </w:pPr>
+            <w:r/>
+            <w:r>
+              <w:rPr>
+                <w:b/>
+                <w:color w:val="FFFFFF"/>
+                <w:sz w:val="18"/>
+              </w:rPr>
+              <w:t>Инструмент</w:t>
+            </w:r>
+          </w:p>
+        </w:tc>
+        <w:tc>
+          <w:tcPr>
+            <w:tcW w:type="dxa" w:w="2339"/>
+            <w:shd w:fill="4472C4" w:val="clear"/>
+          </w:tcPr>
+          <w:p>
+            <w:pPr>
+              <w:jc w:val="center"/>
+            </w:pPr>
+            <w:r/>
+            <w:r>
+              <w:rPr>
+                <w:b/>
+                <w:color w:val="FFFFFF"/>
+                <w:sz w:val="18"/>
+              </w:rPr>
+              <w:t>Критерий</w:t>
+            </w:r>
+          </w:p>
+        </w:tc>
+      </w:tr>
+      <w:tr>
+        <w:tc>
+          <w:tcPr>
+            <w:tcW w:type="dxa" w:w="2339"/>
+            <w:shd w:fill="D9E2F3" w:val="clear"/>
+          </w:tcPr>
+          <w:p>
+            <w:pPr>
+              <w:jc w:val="left"/>
+            </w:pPr>
+            <w:r/>
+            <w:r>
+              <w:rPr>
+                <w:sz w:val="18"/>
+              </w:rPr>
+              <w:t>Визуальный осмотр</w:t>
+            </w:r>
+          </w:p>
+        </w:tc>
+        <w:tc>
+          <w:tcPr>
+            <w:tcW w:type="dxa" w:w="2339"/>
+            <w:shd w:fill="D9E2F3" w:val="clear"/>
+          </w:tcPr>
+          <w:p>
+            <w:pPr>
+              <w:jc w:val="left"/>
+            </w:pPr>
+            <w:r/>
+            <w:r>
+              <w:rPr>
+                <w:sz w:val="18"/>
+              </w:rPr>
+              <w:t>Целостность, маркировка</w:t>
+            </w:r>
+          </w:p>
+        </w:tc>
+        <w:tc>
+          <w:tcPr>
+            <w:tcW w:type="dxa" w:w="2339"/>
+            <w:shd w:fill="D9E2F3" w:val="clear"/>
+          </w:tcPr>
+          <w:p>
+            <w:pPr>
+              <w:jc w:val="left"/>
+            </w:pPr>
+            <w:r/>
+            <w:r>
+              <w:rPr>
+                <w:sz w:val="18"/>
+              </w:rPr>
+              <w:t>Оптический прибор</w:t>
+            </w:r>
+          </w:p>
+        </w:tc>
+        <w:tc>
+          <w:tcPr>
+            <w:tcW w:type="dxa" w:w="2339"/>
+            <w:shd w:fill="D9E2F3" w:val="clear"/>
+          </w:tcPr>
+          <w:p>
+            <w:pPr>
+              <w:jc w:val="left"/>
+            </w:pPr>
+            <w:r/>
+            <w:r>
+              <w:rPr>
+                <w:sz w:val="18"/>
+              </w:rPr>
+              <w:t>Отсутствие дефектов</w:t>
+            </w:r>
+          </w:p>
+        </w:tc>
+      </w:tr>
+      <w:tr>
+        <w:tc>
+          <w:tcPr>
+            <w:tcW w:type="dxa" w:w="2339"/>
+          </w:tcPr>
+          <w:p>
+            <w:pPr>
+              <w:jc w:val="left"/>
+            </w:pPr>
+            <w:r/>
+            <w:r>
+              <w:rPr>
+                <w:sz w:val="18"/>
+              </w:rPr>
+              <w:t>Прозвонка цепей</w:t>
+            </w:r>
+          </w:p>
+        </w:tc>
+        <w:tc>
+          <w:tcPr>
+            <w:tcW w:type="dxa" w:w="2339"/>
+          </w:tcPr>
+          <w:p>
+            <w:pPr>
+              <w:jc w:val="left"/>
+            </w:pPr>
+            <w:r/>
+            <w:r>
+              <w:rPr>
+                <w:sz w:val="18"/>
+              </w:rPr>
+              <w:t>Электрические проводки</w:t>
+            </w:r>
+          </w:p>
+        </w:tc>
+        <w:tc>
+          <w:tcPr>
+            <w:tcW w:type="dxa" w:w="2339"/>
+          </w:tcPr>
+          <w:p>
+            <w:pPr>
+              <w:jc w:val="left"/>
+            </w:pPr>
+            <w:r/>
+            <w:r>
+              <w:rPr>
+                <w:sz w:val="18"/>
+              </w:rPr>
+              <w:t>Мультиметр/пробник</w:t>
+            </w:r>
+          </w:p>
+        </w:tc>
+        <w:tc>
+          <w:tcPr>
+            <w:tcW w:type="dxa" w:w="2339"/>
+          </w:tcPr>
+          <w:p>
+            <w:pPr>
+              <w:jc w:val="left"/>
+            </w:pPr>
+            <w:r/>
+            <w:r>
+              <w:rPr>
+                <w:sz w:val="18"/>
+              </w:rPr>
+              <w:t>Цепь замкнута</w:t>
+            </w:r>
+          </w:p>
+        </w:tc>
+      </w:tr>
+      <w:tr>
+        <w:tc>
+          <w:tcPr>
+            <w:tcW w:type="dxa" w:w="2339"/>
+            <w:shd w:fill="D9E2F3" w:val="clear"/>
+          </w:tcPr>
+          <w:p>
+            <w:pPr>
+              <w:jc w:val="left"/>
+            </w:pPr>
+            <w:r/>
+            <w:r>
+              <w:rPr>
+                <w:sz w:val="18"/>
+              </w:rPr>
+              <w:t>Измерение сопротивления</w:t>
+            </w:r>
+          </w:p>
+        </w:tc>
+        <w:tc>
+          <w:tcPr>
+            <w:tcW w:type="dxa" w:w="2339"/>
+            <w:shd w:fill="D9E2F3" w:val="clear"/>
+          </w:tcPr>
+          <w:p>
+            <w:pPr>
+              <w:jc w:val="left"/>
+            </w:pPr>
+            <w:r/>
+            <w:r>
+              <w:rPr>
+                <w:sz w:val="18"/>
+              </w:rPr>
+              <w:t>Изоляция проводов</w:t>
+            </w:r>
+          </w:p>
+        </w:tc>
+        <w:tc>
+          <w:tcPr>
+            <w:tcW w:type="dxa" w:w="2339"/>
+            <w:shd w:fill="D9E2F3" w:val="clear"/>
+          </w:tcPr>
+          <w:p>
+            <w:pPr>
+              <w:jc w:val="left"/>
+            </w:pPr>
+            <w:r/>
+            <w:r>
+              <w:rPr>
+                <w:sz w:val="18"/>
+              </w:rPr>
+              <w:t>Мегаомметр</w:t>
+            </w:r>
+          </w:p>
+        </w:tc>
+        <w:tc>
+          <w:tcPr>
+            <w:tcW w:type="dxa" w:w="2339"/>
+            <w:shd w:fill="D9E2F3" w:val="clear"/>
+          </w:tcPr>
+          <w:p>
+            <w:pPr>
+              <w:jc w:val="left"/>
+            </w:pPr>
+            <w:r/>
+            <w:r>
+              <w:rPr>
+                <w:sz w:val="18"/>
+              </w:rPr>
+              <w:t>Не менее нормы по ПУЭ</w:t>
+            </w:r>
+          </w:p>
+        </w:tc>
+      </w:tr>
+      <w:tr>
+        <w:tc>
+          <w:tcPr>
+            <w:tcW w:type="dxa" w:w="2339"/>
+          </w:tcPr>
+          <w:p>
+            <w:pPr>
+              <w:jc w:val="left"/>
+            </w:pPr>
+            <w:r/>
+            <w:r>
+              <w:rPr>
+                <w:sz w:val="18"/>
+              </w:rPr>
+              <w:t>Пневмоиспытания</w:t>
+            </w:r>
+          </w:p>
+        </w:tc>
+        <w:tc>
+          <w:tcPr>
+            <w:tcW w:type="dxa" w:w="2339"/>
+          </w:tcPr>
+          <w:p>
+            <w:pPr>
+              <w:jc w:val="left"/>
+            </w:pPr>
+            <w:r/>
+            <w:r>
+              <w:rPr>
+                <w:sz w:val="18"/>
+              </w:rPr>
+              <w:t>Импульсные линии</w:t>
+            </w:r>
+          </w:p>
+        </w:tc>
+        <w:tc>
+          <w:tcPr>
+            <w:tcW w:type="dxa" w:w="2339"/>
+          </w:tcPr>
+          <w:p>
+            <w:pPr>
+              <w:jc w:val="left"/>
+            </w:pPr>
+            <w:r/>
+            <w:r>
+              <w:rPr>
+                <w:sz w:val="18"/>
+              </w:rPr>
+              <w:t>Компрессор, манометр</w:t>
+            </w:r>
+          </w:p>
+        </w:tc>
+        <w:tc>
+          <w:tcPr>
+            <w:tcW w:type="dxa" w:w="2339"/>
+          </w:tcPr>
+          <w:p>
+            <w:pPr>
+              <w:jc w:val="left"/>
+            </w:pPr>
+            <w:r/>
+            <w:r>
+              <w:rPr>
+                <w:sz w:val="18"/>
+              </w:rPr>
+              <w:t>Падение давления в норме</w:t>
+            </w:r>
+          </w:p>
+        </w:tc>
+      </w:tr>
+      <w:tr>
+        <w:tc>
+          <w:tcPr>
+            <w:tcW w:type="dxa" w:w="2339"/>
+            <w:shd w:fill="D9E2F3" w:val="clear"/>
+          </w:tcPr>
+          <w:p>
+            <w:pPr>
+              <w:jc w:val="left"/>
+            </w:pPr>
+            <w:r/>
+            <w:r>
+              <w:rPr>
+                <w:sz w:val="18"/>
+              </w:rPr>
+              <w:t>Гидроиспытания</w:t>
+            </w:r>
+          </w:p>
+        </w:tc>
+        <w:tc>
+          <w:tcPr>
+            <w:tcW w:type="dxa" w:w="2339"/>
+            <w:shd w:fill="D9E2F3" w:val="clear"/>
+          </w:tcPr>
+          <w:p>
+            <w:pPr>
+              <w:jc w:val="left"/>
+            </w:pPr>
+            <w:r/>
+            <w:r>
+              <w:rPr>
+                <w:sz w:val="18"/>
+              </w:rPr>
+              <w:t>Трубные проводки</w:t>
+            </w:r>
+          </w:p>
+        </w:tc>
+        <w:tc>
+          <w:tcPr>
+            <w:tcW w:type="dxa" w:w="2339"/>
+            <w:shd w:fill="D9E2F3" w:val="clear"/>
+          </w:tcPr>
+          <w:p>
+            <w:pPr>
+              <w:jc w:val="left"/>
+            </w:pPr>
+            <w:r/>
+            <w:r>
+              <w:rPr>
+                <w:sz w:val="18"/>
+              </w:rPr>
+              <w:t>Гидропресс</w:t>
+            </w:r>
+          </w:p>
+        </w:tc>
+        <w:tc>
+          <w:tcPr>
+            <w:tcW w:type="dxa" w:w="2339"/>
+            <w:shd w:fill="D9E2F3" w:val="clear"/>
+          </w:tcPr>
+          <w:p>
+            <w:pPr>
+              <w:jc w:val="left"/>
+            </w:pPr>
+            <w:r/>
+            <w:r>
+              <w:rPr>
+                <w:sz w:val="18"/>
+              </w:rPr>
+              <w:t>Отсутствие утечек</w:t>
+            </w:r>
+          </w:p>
+        </w:tc>
+      </w:tr>
+      <w:tr>
+        <w:tc>
+          <w:tcPr>
+            <w:tcW w:type="dxa" w:w="2339"/>
+          </w:tcPr>
+          <w:p>
+            <w:pPr>
+              <w:jc w:val="left"/>
+            </w:pPr>
+            <w:r/>
+            <w:r>
+              <w:rPr>
+                <w:sz w:val="18"/>
+              </w:rPr>
+              <w:t>Проверка затяжки</w:t>
+            </w:r>
+          </w:p>
+        </w:tc>
+        <w:tc>
+          <w:tcPr>
+            <w:tcW w:type="dxa" w:w="2339"/>
+          </w:tcPr>
+          <w:p>
+            <w:pPr>
+              <w:jc w:val="left"/>
+            </w:pPr>
+            <w:r/>
+            <w:r>
+              <w:rPr>
+                <w:sz w:val="18"/>
+              </w:rPr>
+              <w:t>Резьбовые соединения</w:t>
+            </w:r>
+          </w:p>
+        </w:tc>
+        <w:tc>
+          <w:tcPr>
+            <w:tcW w:type="dxa" w:w="2339"/>
+          </w:tcPr>
+          <w:p>
+            <w:pPr>
+              <w:jc w:val="left"/>
+            </w:pPr>
+            <w:r/>
+            <w:r>
+              <w:rPr>
+                <w:sz w:val="18"/>
+              </w:rPr>
+              <w:t>Динамометрический ключ</w:t>
+            </w:r>
+          </w:p>
+        </w:tc>
+        <w:tc>
+          <w:tcPr>
+            <w:tcW w:type="dxa" w:w="2339"/>
+          </w:tcPr>
+          <w:p>
+            <w:pPr>
+              <w:jc w:val="left"/>
+            </w:pPr>
+            <w:r/>
+            <w:r>
+              <w:rPr>
+                <w:sz w:val="18"/>
+              </w:rPr>
+              <w:t>Момент по нормам</w:t>
+            </w:r>
+          </w:p>
+        </w:tc>
+      </w:tr>
+    </w:tbl>
+    <w:tbl>
+      <w:tblPr>
+        <w:tblStyle w:val="TableGrid"/>
+        <w:tblW w:type="auto" w:w="0"/>
+        <w:jc w:val="center"/>
+        <w:tblLook w:firstColumn="1" w:firstRow="1" w:lastColumn="0" w:lastRow="0" w:noHBand="0" w:noVBand="1" w:val="04A0"/>
+      </w:tblPr>
+      <w:tblGrid>
+        <w:gridCol w:w="2339"/>
+        <w:gridCol w:w="2339"/>
+        <w:gridCol w:w="2339"/>
+        <w:gridCol w:w="2339"/>
+      </w:tblGrid>
+      <w:tr>
+        <w:tc>
+          <w:tcPr>
+            <w:tcW w:type="dxa" w:w="2339"/>
+            <w:shd w:fill="4472C4" w:val="clear"/>
+          </w:tcPr>
+          <w:p>
+            <w:pPr>
+              <w:jc w:val="center"/>
+            </w:pPr>
+            <w:r/>
+            <w:r>
+              <w:rPr>
+                <w:b/>
+                <w:color w:val="FFFFFF"/>
+                <w:sz w:val="18"/>
+              </w:rPr>
+              <w:t>Вид проводки</w:t>
+            </w:r>
+          </w:p>
+        </w:tc>
+        <w:tc>
+          <w:tcPr>
+            <w:tcW w:type="dxa" w:w="2339"/>
+            <w:shd w:fill="4472C4" w:val="clear"/>
+          </w:tcPr>
+          <w:p>
+            <w:pPr>
+              <w:jc w:val="center"/>
+            </w:pPr>
+            <w:r/>
+            <w:r>
+              <w:rPr>
+                <w:b/>
+                <w:color w:val="FFFFFF"/>
+                <w:sz w:val="18"/>
+              </w:rPr>
+              <w:t>Допустимое отклонение</w:t>
+            </w:r>
+          </w:p>
+        </w:tc>
+        <w:tc>
+          <w:tcPr>
+            <w:tcW w:type="dxa" w:w="2339"/>
+            <w:shd w:fill="4472C4" w:val="clear"/>
+          </w:tcPr>
+          <w:p>
+            <w:pPr>
+              <w:jc w:val="center"/>
+            </w:pPr>
+            <w:r/>
+            <w:r>
+              <w:rPr>
+                <w:b/>
+                <w:color w:val="FFFFFF"/>
+                <w:sz w:val="18"/>
+              </w:rPr>
+              <w:t>Нормативный документ</w:t>
+            </w:r>
+          </w:p>
+        </w:tc>
+        <w:tc>
+          <w:tcPr>
+            <w:tcW w:type="dxa" w:w="2339"/>
+            <w:shd w:fill="4472C4" w:val="clear"/>
+          </w:tcPr>
+          <w:p>
+            <w:pPr>
+              <w:jc w:val="center"/>
+            </w:pPr>
+            <w:r/>
+            <w:r>
+              <w:rPr>
+                <w:b/>
+                <w:color w:val="FFFFFF"/>
+                <w:sz w:val="18"/>
+              </w:rPr>
+              <w:t>Метод контроля</w:t>
+            </w:r>
+          </w:p>
+        </w:tc>
+      </w:tr>
+      <w:tr>
+        <w:tc>
+          <w:tcPr>
+            <w:tcW w:type="dxa" w:w="2339"/>
+            <w:shd w:fill="D9E2F3" w:val="clear"/>
+          </w:tcPr>
+          <w:p>
+            <w:pPr>
+              <w:jc w:val="left"/>
+            </w:pPr>
+            <w:r/>
+            <w:r>
+              <w:rPr>
+                <w:sz w:val="18"/>
+              </w:rPr>
+              <w:t>Электрическая силовая</w:t>
+            </w:r>
+          </w:p>
+        </w:tc>
+        <w:tc>
+          <w:tcPr>
+            <w:tcW w:type="dxa" w:w="2339"/>
+            <w:shd w:fill="D9E2F3" w:val="clear"/>
+          </w:tcPr>
+          <w:p>
+            <w:pPr>
+              <w:jc w:val="left"/>
+            </w:pPr>
+            <w:r/>
+            <w:r>
+              <w:rPr>
+                <w:sz w:val="18"/>
+              </w:rPr>
+              <w:t>R изол. ≥ 0,5 МОм</w:t>
+            </w:r>
+          </w:p>
+        </w:tc>
+        <w:tc>
+          <w:tcPr>
+            <w:tcW w:type="dxa" w:w="2339"/>
+            <w:shd w:fill="D9E2F3" w:val="clear"/>
+          </w:tcPr>
+          <w:p>
+            <w:pPr>
+              <w:jc w:val="left"/>
+            </w:pPr>
+            <w:r/>
+            <w:r>
+              <w:rPr>
+                <w:sz w:val="18"/>
+              </w:rPr>
+              <w:t>ПУЭ гл. 1.8</w:t>
+            </w:r>
+          </w:p>
+        </w:tc>
+        <w:tc>
+          <w:tcPr>
+            <w:tcW w:type="dxa" w:w="2339"/>
+            <w:shd w:fill="D9E2F3" w:val="clear"/>
+          </w:tcPr>
+          <w:p>
+            <w:pPr>
+              <w:jc w:val="left"/>
+            </w:pPr>
+            <w:r/>
+            <w:r>
+              <w:rPr>
+                <w:sz w:val="18"/>
+              </w:rPr>
+              <w:t>Мегаомметр 1000В</w:t>
+            </w:r>
+          </w:p>
+        </w:tc>
+      </w:tr>
+      <w:tr>
+        <w:tc>
+          <w:tcPr>
+            <w:tcW w:type="dxa" w:w="2339"/>
+          </w:tcPr>
+          <w:p>
+            <w:pPr>
+              <w:jc w:val="left"/>
+            </w:pPr>
+            <w:r/>
+            <w:r>
+              <w:rPr>
+                <w:sz w:val="18"/>
+              </w:rPr>
+              <w:t>Электрическая контрольная</w:t>
+            </w:r>
+          </w:p>
+        </w:tc>
+        <w:tc>
+          <w:tcPr>
+            <w:tcW w:type="dxa" w:w="2339"/>
+          </w:tcPr>
+          <w:p>
+            <w:pPr>
+              <w:jc w:val="left"/>
+            </w:pPr>
+            <w:r/>
+            <w:r>
+              <w:rPr>
+                <w:sz w:val="18"/>
+              </w:rPr>
+              <w:t>R изол. ≥ 0,5 МОм</w:t>
+            </w:r>
+          </w:p>
+        </w:tc>
+        <w:tc>
+          <w:tcPr>
+            <w:tcW w:type="dxa" w:w="2339"/>
+          </w:tcPr>
+          <w:p>
+            <w:pPr>
+              <w:jc w:val="left"/>
+            </w:pPr>
+            <w:r/>
+            <w:r>
+              <w:rPr>
+                <w:sz w:val="18"/>
+              </w:rPr>
+              <w:t>ПУЭ гл. 1.8</w:t>
+            </w:r>
+          </w:p>
+        </w:tc>
+        <w:tc>
+          <w:tcPr>
+            <w:tcW w:type="dxa" w:w="2339"/>
+          </w:tcPr>
+          <w:p>
+            <w:pPr>
+              <w:jc w:val="left"/>
+            </w:pPr>
+            <w:r/>
+            <w:r>
+              <w:rPr>
+                <w:sz w:val="18"/>
+              </w:rPr>
+              <w:t>Мегаомметр 500В</w:t>
+            </w:r>
+          </w:p>
+        </w:tc>
+      </w:tr>
+      <w:tr>
+        <w:tc>
+          <w:tcPr>
+            <w:tcW w:type="dxa" w:w="2339"/>
+            <w:shd w:fill="D9E2F3" w:val="clear"/>
+          </w:tcPr>
+          <w:p>
+            <w:pPr>
+              <w:jc w:val="left"/>
+            </w:pPr>
+            <w:r/>
+            <w:r>
+              <w:rPr>
+                <w:sz w:val="18"/>
+              </w:rPr>
+              <w:t>Импульсная (пневматическая)</w:t>
+            </w:r>
+          </w:p>
+        </w:tc>
+        <w:tc>
+          <w:tcPr>
+            <w:tcW w:type="dxa" w:w="2339"/>
+            <w:shd w:fill="D9E2F3" w:val="clear"/>
+          </w:tcPr>
+          <w:p>
+            <w:pPr>
+              <w:jc w:val="left"/>
+            </w:pPr>
+            <w:r/>
+            <w:r>
+              <w:rPr>
+                <w:sz w:val="18"/>
+              </w:rPr>
+              <w:t>ΔP ≤ 1% за 10 мин</w:t>
+            </w:r>
+          </w:p>
+        </w:tc>
+        <w:tc>
+          <w:tcPr>
+            <w:tcW w:type="dxa" w:w="2339"/>
+            <w:shd w:fill="D9E2F3" w:val="clear"/>
+          </w:tcPr>
+          <w:p>
+            <w:pPr>
+              <w:jc w:val="left"/>
+            </w:pPr>
+            <w:r/>
+            <w:r>
+              <w:rPr>
+                <w:sz w:val="18"/>
+              </w:rPr>
+              <w:t>СНиП 3.05.07</w:t>
+            </w:r>
+          </w:p>
+        </w:tc>
+        <w:tc>
+          <w:tcPr>
+            <w:tcW w:type="dxa" w:w="2339"/>
+            <w:shd w:fill="D9E2F3" w:val="clear"/>
+          </w:tcPr>
+          <w:p>
+            <w:pPr>
+              <w:jc w:val="left"/>
+            </w:pPr>
+            <w:r/>
+            <w:r>
+              <w:rPr>
+                <w:sz w:val="18"/>
+              </w:rPr>
+              <w:t>Манометр + таймер</w:t>
+            </w:r>
+          </w:p>
+        </w:tc>
+      </w:tr>
+      <w:tr>
+        <w:tc>
+          <w:tcPr>
+            <w:tcW w:type="dxa" w:w="2339"/>
+          </w:tcPr>
+          <w:p>
+            <w:pPr>
+              <w:jc w:val="left"/>
+            </w:pPr>
+            <w:r/>
+            <w:r>
+              <w:rPr>
+                <w:sz w:val="18"/>
+              </w:rPr>
+              <w:t>Импульсная (гидравлическая)</w:t>
+            </w:r>
+          </w:p>
+        </w:tc>
+        <w:tc>
+          <w:tcPr>
+            <w:tcW w:type="dxa" w:w="2339"/>
+          </w:tcPr>
+          <w:p>
+            <w:pPr>
+              <w:jc w:val="left"/>
+            </w:pPr>
+            <w:r/>
+            <w:r>
+              <w:rPr>
+                <w:sz w:val="18"/>
+              </w:rPr>
+              <w:t>ΔP ≤ 0,5% за 10 мин</w:t>
+            </w:r>
+          </w:p>
+        </w:tc>
+        <w:tc>
+          <w:tcPr>
+            <w:tcW w:type="dxa" w:w="2339"/>
+          </w:tcPr>
+          <w:p>
+            <w:pPr>
+              <w:jc w:val="left"/>
+            </w:pPr>
+            <w:r/>
+            <w:r>
+              <w:rPr>
+                <w:sz w:val="18"/>
+              </w:rPr>
+              <w:t>СНиП 3.05.07</w:t>
+            </w:r>
+          </w:p>
+        </w:tc>
+        <w:tc>
+          <w:tcPr>
+            <w:tcW w:type="dxa" w:w="2339"/>
+          </w:tcPr>
+          <w:p>
+            <w:pPr>
+              <w:jc w:val="left"/>
+            </w:pPr>
+            <w:r/>
+            <w:r>
+              <w:rPr>
+                <w:sz w:val="18"/>
+              </w:rPr>
+              <w:t>Манометр + таймер</w:t>
+            </w:r>
+          </w:p>
+        </w:tc>
+      </w:tr>
+      <w:tr>
+        <w:tc>
+          <w:tcPr>
+            <w:tcW w:type="dxa" w:w="2339"/>
+            <w:shd w:fill="D9E2F3" w:val="clear"/>
+          </w:tcPr>
+          <w:p>
+            <w:pPr>
+              <w:jc w:val="left"/>
+            </w:pPr>
+            <w:r/>
+            <w:r>
+              <w:rPr>
+                <w:sz w:val="18"/>
+              </w:rPr>
+              <w:t>Питание воздухом КИПиА</w:t>
+            </w:r>
+          </w:p>
+        </w:tc>
+        <w:tc>
+          <w:tcPr>
+            <w:tcW w:type="dxa" w:w="2339"/>
+            <w:shd w:fill="D9E2F3" w:val="clear"/>
+          </w:tcPr>
+          <w:p>
+            <w:pPr>
+              <w:jc w:val="left"/>
+            </w:pPr>
+            <w:r/>
+            <w:r>
+              <w:rPr>
+                <w:sz w:val="18"/>
+              </w:rPr>
+              <w:t>ΔP ≤ 1% за 15 мин</w:t>
+            </w:r>
+          </w:p>
+        </w:tc>
+        <w:tc>
+          <w:tcPr>
+            <w:tcW w:type="dxa" w:w="2339"/>
+            <w:shd w:fill="D9E2F3" w:val="clear"/>
+          </w:tcPr>
+          <w:p>
+            <w:pPr>
+              <w:jc w:val="left"/>
+            </w:pPr>
+            <w:r/>
+            <w:r>
+              <w:rPr>
+                <w:sz w:val="18"/>
+              </w:rPr>
+              <w:t>СНиП 3.05.07</w:t>
+            </w:r>
+          </w:p>
+        </w:tc>
+        <w:tc>
+          <w:tcPr>
+            <w:tcW w:type="dxa" w:w="2339"/>
+            <w:shd w:fill="D9E2F3" w:val="clear"/>
+          </w:tcPr>
+          <w:p>
+            <w:pPr>
+              <w:jc w:val="left"/>
+            </w:pPr>
+            <w:r/>
+            <w:r>
+              <w:rPr>
+                <w:sz w:val="18"/>
+              </w:rPr>
+              <w:t>Манометр + таймер</w:t>
+            </w:r>
+          </w:p>
+        </w:tc>
+      </w:tr>
+    </w:tbl>
+    <w:p>
+      <w:pPr>
+        <w:jc w:val="center"/>
+      </w:pPr>
+    </w:p>
+    <w:p>
+      <w:pPr>
+        <w:jc w:val="center"/>
+      </w:pPr>
+      <w:r>
+        <w:rPr>
+          <w:i/>
+        </w:rPr>
+        <w:t xml:space="preserve">Рисунок 1. Методы проверки монтажа и их надёжность</w:t>
+      </w:r>
+    </w:p>
+    <w:p>
+      <w:pPr>
+        <w:spacing w:line="360" w:lineRule="auto" w:before="240" w:after="80"/>
+        <w:jc w:val="left"/>
+      </w:pPr>
+      <w:r>
+        <w:rPr>
+          <w:rFonts w:ascii="Times New Roman" w:hAnsi="Times New Roman"/>
+          <w:b/>
+          <w:sz w:val="28"/>
+          <w:rFonts w:ascii="Times New Roman" w:hAnsi="Times New Roman" w:cs="Times New Roman"/>
+        </w:rPr>
+        <w:t>Вопросы для повторения (Лекция 1):</w:t>
       </w:r>
     </w:p>
     <w:sectPr>
